--- a/SourceInputs/Tukdaeng Marketplace - Required Fields for Show _ Hide Status.docx
+++ b/SourceInputs/Tukdaeng Marketplace - Required Fields for Show _ Hide Status.docx
@@ -112,7 +112,7 @@
         <w:pStyle w:val="BodyText"/>
       </w:pPr>
       <w:r>
-        <w:t xml:space="preserve">The asset will be visible on the user’s profile and collection pages.</w:t>
+        <w:t xml:space="preserve">The asset will be visible on the userโ€s profile and collection pages.</w:t>
       </w:r>
     </w:p>
     <w:p>
@@ -804,7 +804,7 @@
               <w:pStyle w:val="Compact"/>
             </w:pPr>
             <w:r>
-              <w:t xml:space="preserve">Purchase Price</w:t>
+              <w:t xml:space="preserve">Purchase Price (required for Owner provenance; must be greater than 0)</w:t>
             </w:r>
           </w:p>
         </w:tc>
@@ -1547,7 +1547,7 @@
               <w:pStyle w:val="Compact"/>
             </w:pPr>
             <w:r>
-              <w:t xml:space="preserve">Price</w:t>
+              <w:t xml:space="preserve">Asking Price</w:t>
             </w:r>
           </w:p>
         </w:tc>
@@ -1616,7 +1616,7 @@
               <w:pStyle w:val="Compact"/>
             </w:pPr>
             <w:r>
-              <w:t xml:space="preserve">Purchase Price</w:t>
+              <w:t xml:space="preserve">Purchase Price (required for Owner provenance; must be greater than 0)</w:t>
             </w:r>
           </w:p>
         </w:tc>
@@ -1764,7 +1764,7 @@
         <w:pStyle w:val="FirstParagraph"/>
       </w:pPr>
       <w:r>
-        <w:t xml:space="preserve">Required:</w:t>
+        <w:t xml:space="preserve">Required fields (Asking Price optional):</w:t>
       </w:r>
     </w:p>
     <w:p>
@@ -1824,7 +1824,7 @@
         </w:numPr>
       </w:pPr>
       <w:r>
-        <w:t xml:space="preserve">Price</w:t>
+        <w:t xml:space="preserve">Asking Price optional; validate greater than 0 when filled</w:t>
       </w:r>
     </w:p>
     <w:p>
@@ -2284,40 +2284,40 @@
               <w:pStyle w:val="Compact"/>
             </w:pPr>
             <w:r>
-              <w:t xml:space="preserve">Price</w:t>
-            </w:r>
-          </w:p>
-        </w:tc>
-        <w:tc>
-          <w:tcPr/>
-          <w:p>
-            <w:pPr>
-              <w:pStyle w:val="Compact"/>
-            </w:pPr>
-            <w:r>
-              <w:t xml:space="preserve">Required</w:t>
-            </w:r>
-          </w:p>
-        </w:tc>
-        <w:tc>
-          <w:tcPr/>
-          <w:p>
-            <w:pPr>
-              <w:pStyle w:val="Compact"/>
-            </w:pPr>
-            <w:r>
-              <w:t xml:space="preserve">Not Allowed</w:t>
-            </w:r>
-          </w:p>
-        </w:tc>
-        <w:tc>
-          <w:tcPr/>
-          <w:p>
-            <w:pPr>
-              <w:pStyle w:val="Compact"/>
-            </w:pPr>
-            <w:r>
-              <w:t xml:space="preserve">Optional</w:t>
+              <w:t xml:space="preserve">Asking Price</w:t>
+            </w:r>
+          </w:p>
+        </w:tc>
+        <w:tc>
+          <w:tcPr/>
+          <w:p>
+            <w:pPr>
+              <w:pStyle w:val="Compact"/>
+            </w:pPr>
+            <w:r>
+              <w:t xml:space="preserve">Optional; if empty show Price on request</w:t>
+            </w:r>
+          </w:p>
+        </w:tc>
+        <w:tc>
+          <w:tcPr/>
+          <w:p>
+            <w:pPr>
+              <w:pStyle w:val="Compact"/>
+            </w:pPr>
+            <w:r>
+              <w:t xml:space="preserve">Optional; hidden from public surfaces</w:t>
+            </w:r>
+          </w:p>
+        </w:tc>
+        <w:tc>
+          <w:tcPr/>
+          <w:p>
+            <w:pPr>
+              <w:pStyle w:val="Compact"/>
+            </w:pPr>
+            <w:r>
+              <w:t xml:space="preserve">Optional; hidden from public surfaces</w:t>
             </w:r>
           </w:p>
         </w:tc>
@@ -2580,7 +2580,7 @@
         <w:rPr>
           <w:rStyle w:val="AttributeTok"/>
         </w:rPr>
-        <w:t xml:space="preserve"> price</w:t>
+        <w:t xml:space="preserve"> asking_price_optional</w:t>
       </w:r>
       <w:r>
         <w:br/>
@@ -2792,7 +2792,7 @@
         <w:pStyle w:val="FirstParagraph"/>
       </w:pPr>
       <w:r>
-        <w:t xml:space="preserve">These rules provide the best balance between marketplace quality, collector usability, and asset cataloging convenience.</w:t>
+        <w:t xml:space="preserve">Sale Asking Price is optional; if filled, it must be greater than 0, and if empty buyer-facing surfaces must show Price on request. These rules provide the best balance between marketplace quality, collector usability, and asset cataloging convenience.</w:t>
       </w:r>
     </w:p>
     <w:bookmarkEnd w:id="55"/>
